--- a/TheHuntFYP/CDT Consent Form - Copy.docx
+++ b/TheHuntFYP/CDT Consent Form - Copy.docx
@@ -372,7 +372,7 @@
               <w:jc w:val="center"/>
             </w:pPr>
             <w:r>
-              <w:t>Yes / No</w:t>
+              <w:t>Yes</w:t>
             </w:r>
           </w:p>
         </w:tc>
@@ -400,7 +400,7 @@
               <w:jc w:val="center"/>
             </w:pPr>
             <w:r>
-              <w:t>Yes / No</w:t>
+              <w:t>Yes</w:t>
             </w:r>
           </w:p>
         </w:tc>
@@ -428,7 +428,7 @@
               <w:jc w:val="center"/>
             </w:pPr>
             <w:r>
-              <w:t>Yes / No</w:t>
+              <w:t>Yes</w:t>
             </w:r>
           </w:p>
         </w:tc>
@@ -456,7 +456,7 @@
               <w:jc w:val="center"/>
             </w:pPr>
             <w:r>
-              <w:t>Yes / No</w:t>
+              <w:t>Yes</w:t>
             </w:r>
           </w:p>
         </w:tc>
@@ -484,7 +484,7 @@
               <w:jc w:val="center"/>
             </w:pPr>
             <w:r>
-              <w:t>Yes / No</w:t>
+              <w:t>Yes</w:t>
             </w:r>
           </w:p>
         </w:tc>
@@ -512,7 +512,7 @@
               <w:jc w:val="center"/>
             </w:pPr>
             <w:r>
-              <w:t>Yes / No</w:t>
+              <w:t>Yes</w:t>
             </w:r>
           </w:p>
         </w:tc>
@@ -589,6 +589,59 @@
             <w:r>
               <w:t xml:space="preserve">Signature of Participant: </w:t>
             </w:r>
+            <w:r>
+              <w:rPr>
+                <w:noProof/>
+              </w:rPr>
+              <w:drawing>
+                <wp:inline distT="0" distB="0" distL="0" distR="0" wp14:anchorId="6058A0A1" wp14:editId="21D74252">
+                  <wp:extent cx="1066800" cy="619125"/>
+                  <wp:effectExtent l="0" t="0" r="0" b="9525"/>
+                  <wp:docPr id="1489176858" name="Picture 1"/>
+                  <wp:cNvGraphicFramePr>
+                    <a:graphicFrameLocks xmlns:a="http://schemas.openxmlformats.org/drawingml/2006/main" noChangeAspect="1"/>
+                  </wp:cNvGraphicFramePr>
+                  <a:graphic xmlns:a="http://schemas.openxmlformats.org/drawingml/2006/main">
+                    <a:graphicData uri="http://schemas.openxmlformats.org/drawingml/2006/picture">
+                      <pic:pic xmlns:pic="http://schemas.openxmlformats.org/drawingml/2006/picture">
+                        <pic:nvPicPr>
+                          <pic:cNvPr id="0" name="Picture 1"/>
+                          <pic:cNvPicPr>
+                            <a:picLocks noChangeAspect="1" noChangeArrowheads="1"/>
+                          </pic:cNvPicPr>
+                        </pic:nvPicPr>
+                        <pic:blipFill>
+                          <a:blip r:embed="rId6">
+                            <a:extLst>
+                              <a:ext uri="{28A0092B-C50C-407E-A947-70E740481C1C}">
+                                <a14:useLocalDpi xmlns:a14="http://schemas.microsoft.com/office/drawing/2010/main" val="0"/>
+                              </a:ext>
+                            </a:extLst>
+                          </a:blip>
+                          <a:srcRect/>
+                          <a:stretch>
+                            <a:fillRect/>
+                          </a:stretch>
+                        </pic:blipFill>
+                        <pic:spPr bwMode="auto">
+                          <a:xfrm>
+                            <a:off x="0" y="0"/>
+                            <a:ext cx="1066800" cy="619125"/>
+                          </a:xfrm>
+                          <a:prstGeom prst="rect">
+                            <a:avLst/>
+                          </a:prstGeom>
+                          <a:noFill/>
+                          <a:ln>
+                            <a:noFill/>
+                          </a:ln>
+                        </pic:spPr>
+                      </pic:pic>
+                    </a:graphicData>
+                  </a:graphic>
+                </wp:inline>
+              </w:drawing>
+            </w:r>
           </w:p>
         </w:tc>
         <w:tc>
@@ -617,6 +670,9 @@
             <w:r>
               <w:t>Name of Participant:</w:t>
             </w:r>
+            <w:r>
+              <w:t xml:space="preserve"> Ahmed Jaleal</w:t>
+            </w:r>
           </w:p>
         </w:tc>
         <w:tc>
@@ -627,6 +683,9 @@
             <w:pPr>
               <w:jc w:val="left"/>
             </w:pPr>
+            <w:r>
+              <w:t>04/05/2026</w:t>
+            </w:r>
           </w:p>
         </w:tc>
       </w:tr>
@@ -640,6 +699,7 @@
               <w:jc w:val="left"/>
             </w:pPr>
             <w:r>
+              <w:lastRenderedPageBreak/>
               <w:t xml:space="preserve">Signature of Researcher: </w:t>
             </w:r>
             <w:r>
@@ -677,10 +737,7 @@
               <w:t>Name of Researcher:</w:t>
             </w:r>
             <w:r>
-              <w:t xml:space="preserve"> </w:t>
-            </w:r>
-            <w:r>
-              <w:t>Tamer Hussen</w:t>
+              <w:t xml:space="preserve"> Tamer Hussen</w:t>
             </w:r>
           </w:p>
         </w:tc>
@@ -709,7 +766,6 @@
               <w:jc w:val="left"/>
             </w:pPr>
             <w:r>
-              <w:lastRenderedPageBreak/>
               <w:t xml:space="preserve">Signature of Supervisor: </w:t>
             </w:r>
           </w:p>
@@ -741,10 +797,7 @@
               <w:t>Name of Supervisor:</w:t>
             </w:r>
             <w:r>
-              <w:t xml:space="preserve"> </w:t>
-            </w:r>
-            <w:r>
-              <w:t xml:space="preserve">Jan </w:t>
+              <w:t xml:space="preserve"> Jan </w:t>
             </w:r>
             <w:r>
               <w:t>Krasniewicz</w:t>
